--- a/public/downloads/studiebladen/shoftim-study-sheet-en.docx
+++ b/public/downloads/studiebladen/shoftim-study-sheet-en.docx
@@ -13,16 +13,15 @@
       </w:pPr>
       <w:r>
         <w:rPr/>
-        <w:t xml:space="preserve"/>
-      </w:r>
-    </w:p>
-    <w:p>
-      <w:pPr>
-        <w:spacing w:lineRule="auto"/>
-      </w:pPr>
-      <w:r>
-        <w:rPr/>
-        <w:t xml:space="preserve">Study Sheet</w:t>
+        <w:t xml:space="preserve">     </w:t>
+      </w:r>
+    </w:p>
+    <w:p>
+      <w:pPr>
+        <w:spacing w:lineRule="auto"/>
+      </w:pPr>
+      <w:r>
+        <w:rPr/>
       </w:r>
     </w:p>
     <w:p>
@@ -40,62 +39,7 @@
         <w:spacing w:lineRule="auto"/>
       </w:pPr>
       <w:r>
-        <w:rPr>
-          <w:b/>
-        </w:rPr>
-        <w:t xml:space="preserve">Torah:</w:t>
-      </w:r>
-      <w:r>
-        <w:rPr/>
-        <w:t xml:space="preserve"> Deuteronomy 16:18–21:9</w:t>
-      </w:r>
-    </w:p>
-    <w:p>
-      <w:pPr>
-        <w:spacing w:lineRule="auto"/>
-      </w:pPr>
-      <w:r>
-        <w:rPr/>
-        <w:t xml:space="preserve">  ·  </w:t>
-      </w:r>
-    </w:p>
-    <w:p>
-      <w:pPr>
-        <w:spacing w:lineRule="auto"/>
-      </w:pPr>
-      <w:r>
-        <w:rPr>
-          <w:b/>
-        </w:rPr>
-        <w:t xml:space="preserve">Haftarah:</w:t>
-      </w:r>
-      <w:r>
-        <w:rPr/>
-        <w:t xml:space="preserve"> Isaiah 51:12–52:12</w:t>
-      </w:r>
-    </w:p>
-    <w:p>
-      <w:pPr>
-        <w:spacing w:lineRule="auto"/>
-      </w:pPr>
-      <w:r>
-        <w:rPr/>
-        <w:t xml:space="preserve">  ·  </w:t>
-      </w:r>
-    </w:p>
-    <w:p>
-      <w:pPr>
-        <w:spacing w:lineRule="auto"/>
-      </w:pPr>
-      <w:r>
-        <w:rPr>
-          <w:b/>
-        </w:rPr>
-        <w:t xml:space="preserve">Gospel:</w:t>
-      </w:r>
-      <w:r>
-        <w:rPr/>
-        <w:t xml:space="preserve"> John 14:9–20</w:t>
+        <w:rPr/>
       </w:r>
     </w:p>
     <w:p>
@@ -1142,15 +1086,6 @@
         <w:t xml:space="preserve">The placement of John 14:9–20 as gospel reading and the delimitation Isa. 51:12–52:12 (third comfort sabbath): liturgical/redactional given, marked as such.</w:t>
       </w:r>
     </w:p>
-    <w:p>
-      <w:pPr>
-        <w:spacing w:lineRule="auto"/>
-      </w:pPr>
-      <w:r>
-        <w:rPr/>
-        <w:t xml:space="preserve">     zelfdeparasjalezen.netlify.app — © Arie Alberts   </w:t>
-      </w:r>
-    </w:p>
   </w:body>
 </w:document>
 </file>
